--- a/data/human_paras/human_para_100.docx
+++ b/data/human_paras/human_para_100.docx
@@ -4,7 +4,7 @@
   <w:body>
     <w:p>
       <w:r>
-        <w:t>In The Color of Water, James McBride provides his readers with an autobiography of his life and a tribute to his mother, Ruth McBride (Ref-u409199). His mother came to America at a tender age and as Polish Jewish immigrants, they had a time settling in their new environment. Culture shock affected the family as they had a tough time adjusting to the environment. Ruth underwent sexual abuse under the hands of her father, Tateh, who threatened her if she told anyone about the encounter (Ref-u409199). Furthermore, hardships in life and chaotic family setting, Ruth forged ahead in life to make a better lifestyle for herself. She married Andrew Dennis McBride, who was a black man living in North Carolina, and devoted herself to serving her husband. However, her chaotic life as a child followed her in the marriage as she constantly faced abuse from McBride and with nowhere to turn to, she focuses on building herself and provide a better future for her children.</w:t>
+        <w:t>The lives of Ruth McBride and Catherine Danielle Clark illustrate survival instincts present in human beings and the desire to make a change in one’s lives. Hardships and tough family backgrounds take center stage in their lives but their innate desire to make a better life for themselves allows them to see a silver lining in their lifestyle. Gatsby embodies the story of a young boy who made a name for himself in the big cities through hard work. Ideally, exploring the survival instincts of the protagonists in Where the Crawdads Sing and The Color of Water shares key aspects that relate to the real world.</w:t>
       </w:r>
     </w:p>
     <w:sectPr>
